--- a/documents/sections.docx
+++ b/documents/sections.docx
@@ -5,7 +5,7 @@
     <w:p>
       <w:r>
         <w:pict w14:anchorId="61126756">
-          <v:rect id="_x0000_i1235" style="width:0;height:1.5pt" o:hralign="center" o:hrstd="t" o:hr="t" fillcolor="#a0a0a0" stroked="f"/>
+          <v:rect id="_x0000_i1025" style="width:0;height:1.5pt" o:hralign="center" o:hrstd="t" o:hr="t" fillcolor="#a0a0a0" stroked="f"/>
         </w:pict>
       </w:r>
     </w:p>
@@ -71,7 +71,7 @@
     <w:p>
       <w:r>
         <w:pict w14:anchorId="1A133D5D">
-          <v:rect id="_x0000_i1236" style="width:0;height:1.5pt" o:hralign="center" o:hrstd="t" o:hr="t" fillcolor="#a0a0a0" stroked="f"/>
+          <v:rect id="_x0000_i1026" style="width:0;height:1.5pt" o:hralign="center" o:hrstd="t" o:hr="t" fillcolor="#a0a0a0" stroked="f"/>
         </w:pict>
       </w:r>
     </w:p>
@@ -156,7 +156,7 @@
     <w:p>
       <w:r>
         <w:pict w14:anchorId="6F25DA92">
-          <v:rect id="_x0000_i1237" style="width:0;height:1.5pt" o:hralign="center" o:hrstd="t" o:hr="t" fillcolor="#a0a0a0" stroked="f"/>
+          <v:rect id="_x0000_i1027" style="width:0;height:1.5pt" o:hralign="center" o:hrstd="t" o:hr="t" fillcolor="#a0a0a0" stroked="f"/>
         </w:pict>
       </w:r>
     </w:p>
@@ -292,6 +292,7 @@
           <w:numId w:val="60"/>
         </w:numPr>
       </w:pPr>
+      <w:bookmarkStart w:id="0" w:name="_Hlk214536403"/>
       <w:r>
         <w:t>3.3 MS-GRS-</w:t>
       </w:r>
@@ -304,6 +305,7 @@
         <w:t xml:space="preserve"> Model Architecture</w:t>
       </w:r>
     </w:p>
+    <w:bookmarkEnd w:id="0"/>
     <w:p>
       <w:pPr>
         <w:numPr>
@@ -312,7 +314,13 @@
         </w:numPr>
       </w:pPr>
       <w:r>
-        <w:t>3.3.1 Bidirectional LSTM with Gated Residual Skip Connections</w:t>
+        <w:t xml:space="preserve">3.3.1 </w:t>
+      </w:r>
+      <w:r>
+        <w:t>Multi-Scale Temporal Representation Learning</w:t>
+      </w:r>
+      <w:r>
+        <w:t xml:space="preserve"> </w:t>
       </w:r>
     </w:p>
     <w:p>
@@ -323,7 +331,10 @@
         </w:numPr>
       </w:pPr>
       <w:r>
-        <w:t>3.3.2 Multi-Scale Temporal Representation Learning</w:t>
+        <w:t xml:space="preserve">3.3.2 </w:t>
+      </w:r>
+      <w:r>
+        <w:t>Bidirectional LSTM with Gated Residual Skip Connections</w:t>
       </w:r>
     </w:p>
     <w:p>
@@ -352,7 +363,7 @@
     <w:p>
       <w:r>
         <w:pict w14:anchorId="1A3EFF50">
-          <v:rect id="_x0000_i1238" style="width:0;height:1.5pt" o:hralign="center" o:hrstd="t" o:hr="t" fillcolor="#a0a0a0" stroked="f"/>
+          <v:rect id="_x0000_i1028" style="width:0;height:1.5pt" o:hralign="center" o:hrstd="t" o:hr="t" fillcolor="#a0a0a0" stroked="f"/>
         </w:pict>
       </w:r>
     </w:p>
@@ -427,7 +438,7 @@
     <w:p>
       <w:r>
         <w:pict w14:anchorId="7DD565AB">
-          <v:rect id="_x0000_i1239" style="width:0;height:1.5pt" o:hralign="center" o:hrstd="t" o:hr="t" fillcolor="#a0a0a0" stroked="f"/>
+          <v:rect id="_x0000_i1029" style="width:0;height:1.5pt" o:hralign="center" o:hrstd="t" o:hr="t" fillcolor="#a0a0a0" stroked="f"/>
         </w:pict>
       </w:r>
     </w:p>
@@ -502,7 +513,7 @@
     <w:p>
       <w:r>
         <w:pict w14:anchorId="7EAA4781">
-          <v:rect id="_x0000_i1240" style="width:0;height:1.5pt" o:hralign="center" o:hrstd="t" o:hr="t" fillcolor="#a0a0a0" stroked="f"/>
+          <v:rect id="_x0000_i1030" style="width:0;height:1.5pt" o:hralign="center" o:hrstd="t" o:hr="t" fillcolor="#a0a0a0" stroked="f"/>
         </w:pict>
       </w:r>
     </w:p>
@@ -557,7 +568,7 @@
     <w:p>
       <w:r>
         <w:pict w14:anchorId="65861FC4">
-          <v:rect id="_x0000_i1241" style="width:0;height:1.5pt" o:hralign="center" o:hrstd="t" o:hr="t" fillcolor="#a0a0a0" stroked="f"/>
+          <v:rect id="_x0000_i1031" style="width:0;height:1.5pt" o:hralign="center" o:hrstd="t" o:hr="t" fillcolor="#a0a0a0" stroked="f"/>
         </w:pict>
       </w:r>
     </w:p>
@@ -10273,6 +10284,7 @@
   <w:style w:type="character" w:default="1" w:styleId="DefaultParagraphFont">
     <w:name w:val="Default Paragraph Font"/>
     <w:uiPriority w:val="1"/>
+    <w:semiHidden/>
     <w:unhideWhenUsed/>
   </w:style>
   <w:style w:type="table" w:default="1" w:styleId="TableNormal">
